--- a/entregables/guiones/Guion_Narrado_B4_Cinematica.docx
+++ b/entregables/guiones/Guion_Narrado_B4_Cinematica.docx
@@ -1284,7 +1284,7 @@
           <w:sz w:val="22"/>
           <w:szCs w:val="22"/>
         </w:rPr>
-        <w:t xml:space="preserve">Segunda, Denavit y Hartenberg, la de los años sesenta y la de los catálogos. Cuatro parámetros por eslabón, θ, d, a y α, ordenados en una tabla. Cada fila codifica cuatro transformaciones elementales en orden fijo. Su virtud es que es compacta y universal: cuatro números por eslabón describen un robot entero y cualquiera en el mundo lo reconstruye. Su peligro: hay variantes de numeración, y una tabla DH heredada sin saber la variante es una fuente clásica de horas perdidas.</w:t>
+        <w:t xml:space="preserve">Segunda, Denavit y Hartenberg, la del artículo de 1955 y la de los catálogos. Cuatro parámetros por eslabón, θ, d, a y α, ordenados en una tabla. Cada fila codifica cuatro transformaciones elementales en orden fijo. Su virtud es que es compacta y universal: cuatro números por eslabón describen un robot entero y cualquiera en el mundo lo reconstruye. Su peligro: hay variantes de numeración, y una tabla DH heredada sin saber la variante es una fuente clásica de horas perdidas.</w:t>
       </w:r>
     </w:p>
     <w:p>
@@ -1489,21 +1489,21 @@
           <w:sz w:val="19"/>
           <w:szCs w:val="19"/>
         </w:rPr>
-        <w:t xml:space="preserve">   Parejas, min 32 a 55: cada pareja escribe la ETS, la tabla DH y el par M, S₁, S₂ del 2R del libro (eslabones de 1 m) y verifica las tres en q = (30°, 40°).</w:t>
-      </w:r>
-    </w:p>
-    <w:p>
-      <w:pPr>
-        <w:spacing w:after="160" w:line="276"/>
-        <w:jc w:val="both"/>
-      </w:pPr>
-      <w:r>
-        <w:rPr>
-          <w:rFonts w:ascii="Calibri" w:cs="Calibri" w:eastAsia="Calibri" w:hAnsi="Calibri"/>
-          <w:sz w:val="22"/>
-          <w:szCs w:val="22"/>
-        </w:rPr>
-        <w:t xml:space="preserve">Ahora vosotros, por parejas, con el 2R del libro de Corke, el de eslabones de un metro. Cada pareja escribe las tres descripciones: la ETS, la tabla DH y la terna del producto de exponenciales. Después, con la calculadora o con Python, evaluad las tres en q igual a 30 y 40 grados. Si todo está bien, las tres tienen que darlo mismo: posición (1,21, 1,44) y orientación 70 grados. Si alguna no cuadra, el error casi siempre está en el orden de las transformaciones o en la fila de la tabla: usad la cancelación de subíndices para auditarlo. Diez minutos y ponemos en común.</w:t>
+        <w:t xml:space="preserve">   Parejas, min 32 a 55: cada pareja escribe la ETS, la tabla DH y la terna M, S₁, S₂ del 2R del libro (eslabones de 1 m) y verifica las tres en q = (30°, 40°).</w:t>
+      </w:r>
+    </w:p>
+    <w:p>
+      <w:pPr>
+        <w:spacing w:after="160" w:line="276"/>
+        <w:jc w:val="both"/>
+      </w:pPr>
+      <w:r>
+        <w:rPr>
+          <w:rFonts w:ascii="Calibri" w:cs="Calibri" w:eastAsia="Calibri" w:hAnsi="Calibri"/>
+          <w:sz w:val="22"/>
+          <w:szCs w:val="22"/>
+        </w:rPr>
+        <w:t xml:space="preserve">Ahora vosotros, por parejas, con el 2R del libro de Corke, el de eslabones de un metro. Cada pareja escribe las tres descripciones: la ETS, la tabla DH y la terna del producto de exponenciales. Después, con la calculadora o con Python, evaluad las tres en q igual a 30 y 40 grados. Si todo está bien, las tres tienen que dar lo mismo: posición (1,21, 1,44) y orientación 70 grados. Si alguna no cuadra, el error casi siempre está en el orden de las transformaciones o en la fila de la tabla: usad la cancelación de subíndices para auditarlo. Diez minutos y ponemos en común.</w:t>
       </w:r>
     </w:p>
     <w:p>
@@ -1747,7 +1747,7 @@
           <w:sz w:val="22"/>
           <w:szCs w:val="22"/>
         </w:rPr>
-        <w:t xml:space="preserve">Os marco los hitos del cuaderno. Primero, cargad el IRB140 y calculad la pose en qr: os tiene que dar la posición (0,005, 0, 0,332) con esa orientación de menos noventa grados que veis en la diapositiva. Segundo, verificad a mano el producto de la cadena para una configuración: es la misma multiplicación de matrices del viernes, la toolbox solo os ahorra teclearla. Tercero, abrid teach con el PUMA y buscad dos cosas: la muñeca esférica, esos tres ejes que se cortan en un punto, y qué articulaciones mueven mucho el efector y cuáles poco según la postura. Y cuarto, el 6R genérico escrito como ETS, para que veáis que un robot industrial es la receta del martes con una muñeca ZYZ al final.</w:t>
+        <w:t xml:space="preserve">Os marco los hitos del cuaderno. Primero, cargad el IRB140 y calculad la pose en qr: os tiene que dar la posición (0,005, 0, 0,332) con esa orientación de menos noventa grados que veis en la diapositiva. Segundo, verificad a mano el producto de la cadena para una configuración: es la misma multiplicación de matrices del viernes, la toolbox solo os ahorra teclearla. Tercero, abrid teach con el PUMA y buscad dos cosas: la muñeca esférica, esos tres ejes que se cortan en un punto, y qué articulaciones mueven mucho el efector y cuáles poco según la postura. Y cuarto, el 6R genérico escrito como ETS, para que veáis que un robot industrial es la receta del miércoles con una muñeca ZYZ al final.</w:t>
       </w:r>
     </w:p>
     <w:p>
